--- a/pex-4/Relatorio-pex-4.docx
+++ b/pex-4/Relatorio-pex-4.docx
@@ -55,6 +55,12 @@
         </w:rPr>
         <w:t>4</w:t>
       </w:r>
+      <w:r>
+        <w:rPr>
+          <w:rStyle w:val="Hyperlink"/>
+        </w:rPr>
+        <w:t>/controle-financeiro</w:t>
+      </w:r>
     </w:p>
     <w:p>
       <w:pPr>
@@ -182,7 +188,23 @@
         <w:t>,</w:t>
       </w:r>
       <w:r>
-        <w:t xml:space="preserve"> API em Django e distribuição do front em Html, Css e JS, foi usado o princípio onde a API é dona de toda a regra de negócio e o bando de dados em PostgreSQL.</w:t>
+        <w:t xml:space="preserve"> API em Django e distribuição do front em </w:t>
+      </w:r>
+      <w:proofErr w:type="spellStart"/>
+      <w:r>
+        <w:t>Html</w:t>
+      </w:r>
+      <w:proofErr w:type="spellEnd"/>
+      <w:r>
+        <w:t xml:space="preserve">, </w:t>
+      </w:r>
+      <w:proofErr w:type="spellStart"/>
+      <w:r>
+        <w:t>Css</w:t>
+      </w:r>
+      <w:proofErr w:type="spellEnd"/>
+      <w:r>
+        <w:t xml:space="preserve"> e JS, foi usado o princípio onde a API é dona de toda a regra de negócio e o bando de dados em PostgreSQL.</w:t>
       </w:r>
     </w:p>
     <w:p>

--- a/pex-4/Relatorio-pex-4.docx
+++ b/pex-4/Relatorio-pex-4.docx
@@ -19,7 +19,16 @@
           <w:sz w:val="48"/>
           <w:szCs w:val="48"/>
         </w:rPr>
-        <w:t>RELATÓRIO PEX 3</w:t>
+        <w:t xml:space="preserve">RELATÓRIO PEX </w:t>
+      </w:r>
+      <w:r>
+        <w:rPr>
+          <w:b/>
+          <w:bCs/>
+          <w:sz w:val="48"/>
+          <w:szCs w:val="48"/>
+        </w:rPr>
+        <w:t>4</w:t>
       </w:r>
     </w:p>
     <w:p/>
@@ -73,8 +82,13 @@
         <w:ind w:firstLine="708"/>
       </w:pPr>
       <w:r>
-        <w:t>Em Maio</w:t>
-      </w:r>
+        <w:t xml:space="preserve">Em </w:t>
+      </w:r>
+      <w:proofErr w:type="gramStart"/>
+      <w:r>
+        <w:t>Maio</w:t>
+      </w:r>
+      <w:proofErr w:type="gramEnd"/>
       <w:r>
         <w:t xml:space="preserve"> </w:t>
       </w:r>
@@ -188,23 +202,7 @@
         <w:t>,</w:t>
       </w:r>
       <w:r>
-        <w:t xml:space="preserve"> API em Django e distribuição do front em </w:t>
-      </w:r>
-      <w:proofErr w:type="spellStart"/>
-      <w:r>
-        <w:t>Html</w:t>
-      </w:r>
-      <w:proofErr w:type="spellEnd"/>
-      <w:r>
-        <w:t xml:space="preserve">, </w:t>
-      </w:r>
-      <w:proofErr w:type="spellStart"/>
-      <w:r>
-        <w:t>Css</w:t>
-      </w:r>
-      <w:proofErr w:type="spellEnd"/>
-      <w:r>
-        <w:t xml:space="preserve"> e JS, foi usado o princípio onde a API é dona de toda a regra de negócio e o bando de dados em PostgreSQL.</w:t>
+        <w:t xml:space="preserve"> API em Django e distribuição do front em Html, Css e JS, foi usado o princípio onde a API é dona de toda a regra de negócio e o bando de dados em PostgreSQL.</w:t>
       </w:r>
     </w:p>
     <w:p>
